--- a/Workshops/Workshop 6 - Diagnosing LM with categorical predictors/W6_w_answers.docx
+++ b/Workshops/Workshop 6 - Diagnosing LM with categorical predictors/W6_w_answers.docx
@@ -101,7 +101,7 @@
         <w:t xml:space="preserve"> </w:t>
       </w:r>
       <w:r>
-        <w:t xml:space="preserve">2024-08-20</w:t>
+        <w:t xml:space="preserve">2024-09-03</w:t>
       </w:r>
     </w:p>
     <w:sdt>
@@ -1947,7 +1947,7 @@
       </w:r>
     </w:p>
     <w:bookmarkEnd w:id="57"/>
-    <w:bookmarkStart w:id="80" w:name="the-lemurs"/>
+    <w:bookmarkStart w:id="58" w:name="the-lemurs"/>
     <w:p>
       <w:pPr>
         <w:pStyle w:val="Heading1"/>
@@ -1964,27 +1964,6 @@
         <w:t xml:space="preserve">Having diagnosed the Amami rabbit model, let’s move on to the lemur model from the last workshop. If you haven’t run that model yet, do so now. Once you have, go through the process of checking the model diagnostics to determine if you’re willing to place your trust in the model.</w:t>
       </w:r>
     </w:p>
-    <w:bookmarkStart w:id="79" w:name="question-set-two"/>
-    <w:p>
-      <w:pPr>
-        <w:pStyle w:val="Heading2"/>
-      </w:pPr>
-      <w:r>
-        <w:t xml:space="preserve">Question Set Two</w:t>
-      </w:r>
-    </w:p>
-    <w:p>
-      <w:pPr>
-        <w:numPr>
-          <w:ilvl w:val="0"/>
-          <w:numId w:val="1008"/>
-        </w:numPr>
-        <w:pStyle w:val="Compact"/>
-      </w:pPr>
-      <w:r>
-        <w:t xml:space="preserve">Do any of the diagnostic plots for the beetle model suggest a reason to not trust the results?</w:t>
-      </w:r>
-    </w:p>
     <w:p>
       <w:pPr>
         <w:pStyle w:val="SourceCode"/>
@@ -1993,7 +1972,76 @@
         <w:rPr>
           <w:rStyle w:val="CommentTok"/>
         </w:rPr>
-        <w:t xml:space="preserve"># The model has pretty clear non-linearity, and fitting a linear trend really messes up inference because the beetles have a thermal optimum at about 20 degrees. Too cold or too hot are equally bad and result in fewer offspring being produced. Basically, we're trying to fit a straight line through a hump. It just doesn't work.</w:t>
+        <w:t xml:space="preserve"># Load data</w:t>
+      </w:r>
+      <w:r>
+        <w:br/>
+      </w:r>
+      <w:r>
+        <w:rPr>
+          <w:rStyle w:val="NormalTok"/>
+        </w:rPr>
+        <w:t xml:space="preserve">lemur </w:t>
+      </w:r>
+      <w:r>
+        <w:rPr>
+          <w:rStyle w:val="OtherTok"/>
+        </w:rPr>
+        <w:t xml:space="preserve">&lt;-</w:t>
+      </w:r>
+      <w:r>
+        <w:rPr>
+          <w:rStyle w:val="NormalTok"/>
+        </w:rPr>
+        <w:t xml:space="preserve"> </w:t>
+      </w:r>
+      <w:r>
+        <w:rPr>
+          <w:rStyle w:val="FunctionTok"/>
+        </w:rPr>
+        <w:t xml:space="preserve">read.table</w:t>
+      </w:r>
+      <w:r>
+        <w:rPr>
+          <w:rStyle w:val="NormalTok"/>
+        </w:rPr>
+        <w:t xml:space="preserve">(</w:t>
+      </w:r>
+      <w:r>
+        <w:rPr>
+          <w:rStyle w:val="StringTok"/>
+        </w:rPr>
+        <w:t xml:space="preserve">"H:/BI3010/Workshop3/lemur.txt"</w:t>
+      </w:r>
+      <w:r>
+        <w:rPr>
+          <w:rStyle w:val="NormalTok"/>
+        </w:rPr>
+        <w:t xml:space="preserve">, </w:t>
+      </w:r>
+      <w:r>
+        <w:rPr>
+          <w:rStyle w:val="AttributeTok"/>
+        </w:rPr>
+        <w:t xml:space="preserve">header =</w:t>
+      </w:r>
+      <w:r>
+        <w:rPr>
+          <w:rStyle w:val="NormalTok"/>
+        </w:rPr>
+        <w:t xml:space="preserve"> </w:t>
+      </w:r>
+      <w:r>
+        <w:rPr>
+          <w:rStyle w:val="ConstantTok"/>
+        </w:rPr>
+        <w:t xml:space="preserve">TRUE</w:t>
+      </w:r>
+      <w:r>
+        <w:rPr>
+          <w:rStyle w:val="NormalTok"/>
+        </w:rPr>
+        <w:t xml:space="preserve">)</w:t>
       </w:r>
     </w:p>
     <w:p>
@@ -2004,16 +2052,604 @@
         <w:rPr>
           <w:rStyle w:val="CommentTok"/>
         </w:rPr>
-        <w:t xml:space="preserve"># Load data</w:t>
-      </w:r>
-      <w:r>
-        <w:br/>
-      </w:r>
-      <w:r>
-        <w:rPr>
-          <w:rStyle w:val="NormalTok"/>
-        </w:rPr>
-        <w:t xml:space="preserve">lemur </w:t>
+        <w:t xml:space="preserve"># This is how I would analyse the lemur data</w:t>
+      </w:r>
+      <w:r>
+        <w:br/>
+      </w:r>
+      <w:r>
+        <w:br/>
+      </w:r>
+      <w:r>
+        <w:rPr>
+          <w:rStyle w:val="CommentTok"/>
+        </w:rPr>
+        <w:t xml:space="preserve"># Deon Roos</w:t>
+      </w:r>
+      <w:r>
+        <w:br/>
+      </w:r>
+      <w:r>
+        <w:rPr>
+          <w:rStyle w:val="CommentTok"/>
+        </w:rPr>
+        <w:t xml:space="preserve"># Analysis of lemur activity by habitat type</w:t>
+      </w:r>
+      <w:r>
+        <w:br/>
+      </w:r>
+      <w:r>
+        <w:rPr>
+          <w:rStyle w:val="CommentTok"/>
+        </w:rPr>
+        <w:t xml:space="preserve"># In which habitat are lemurs most active</w:t>
+      </w:r>
+      <w:r>
+        <w:br/>
+      </w:r>
+      <w:r>
+        <w:br/>
+      </w:r>
+      <w:r>
+        <w:rPr>
+          <w:rStyle w:val="CommentTok"/>
+        </w:rPr>
+        <w:t xml:space="preserve"># Packages -------------------------------------</w:t>
+      </w:r>
+      <w:r>
+        <w:br/>
+      </w:r>
+      <w:r>
+        <w:rPr>
+          <w:rStyle w:val="FunctionTok"/>
+        </w:rPr>
+        <w:t xml:space="preserve">library</w:t>
+      </w:r>
+      <w:r>
+        <w:rPr>
+          <w:rStyle w:val="NormalTok"/>
+        </w:rPr>
+        <w:t xml:space="preserve">(ggplot2)    </w:t>
+      </w:r>
+      <w:r>
+        <w:rPr>
+          <w:rStyle w:val="CommentTok"/>
+        </w:rPr>
+        <w:t xml:space="preserve"># For plotting</w:t>
+      </w:r>
+      <w:r>
+        <w:br/>
+      </w:r>
+      <w:r>
+        <w:rPr>
+          <w:rStyle w:val="FunctionTok"/>
+        </w:rPr>
+        <w:t xml:space="preserve">library</w:t>
+      </w:r>
+      <w:r>
+        <w:rPr>
+          <w:rStyle w:val="NormalTok"/>
+        </w:rPr>
+        <w:t xml:space="preserve">(ggeffects)  </w:t>
+      </w:r>
+      <w:r>
+        <w:rPr>
+          <w:rStyle w:val="CommentTok"/>
+        </w:rPr>
+        <w:t xml:space="preserve"># For quick plotting of model fit</w:t>
+      </w:r>
+      <w:r>
+        <w:br/>
+      </w:r>
+      <w:r>
+        <w:br/>
+      </w:r>
+      <w:r>
+        <w:rPr>
+          <w:rStyle w:val="CommentTok"/>
+        </w:rPr>
+        <w:t xml:space="preserve"># Data -----------------------------------------</w:t>
+      </w:r>
+      <w:r>
+        <w:br/>
+      </w:r>
+      <w:r>
+        <w:rPr>
+          <w:rStyle w:val="CommentTok"/>
+        </w:rPr>
+        <w:t xml:space="preserve"># (Not running these here because of how this document is created)</w:t>
+      </w:r>
+      <w:r>
+        <w:br/>
+      </w:r>
+      <w:r>
+        <w:rPr>
+          <w:rStyle w:val="CommentTok"/>
+        </w:rPr>
+        <w:t xml:space="preserve"># setwd(H:/BI3010/)</w:t>
+      </w:r>
+      <w:r>
+        <w:br/>
+      </w:r>
+      <w:r>
+        <w:rPr>
+          <w:rStyle w:val="CommentTok"/>
+        </w:rPr>
+        <w:t xml:space="preserve"># lemur &lt;- read.table("lemurs.txt", header = TRUE)</w:t>
+      </w:r>
+      <w:r>
+        <w:br/>
+      </w:r>
+      <w:r>
+        <w:br/>
+      </w:r>
+      <w:r>
+        <w:rPr>
+          <w:rStyle w:val="CommentTok"/>
+        </w:rPr>
+        <w:t xml:space="preserve"># EDA ------------------------------------------</w:t>
+      </w:r>
+      <w:r>
+        <w:br/>
+      </w:r>
+      <w:r>
+        <w:br/>
+      </w:r>
+      <w:r>
+        <w:rPr>
+          <w:rStyle w:val="FunctionTok"/>
+        </w:rPr>
+        <w:t xml:space="preserve">str</w:t>
+      </w:r>
+      <w:r>
+        <w:rPr>
+          <w:rStyle w:val="NormalTok"/>
+        </w:rPr>
+        <w:t xml:space="preserve">(lemur)</w:t>
+      </w:r>
+      <w:r>
+        <w:br/>
+      </w:r>
+      <w:r>
+        <w:rPr>
+          <w:rStyle w:val="CommentTok"/>
+        </w:rPr>
+        <w:t xml:space="preserve"># n = 120</w:t>
+      </w:r>
+      <w:r>
+        <w:br/>
+      </w:r>
+      <w:r>
+        <w:rPr>
+          <w:rStyle w:val="FunctionTok"/>
+        </w:rPr>
+        <w:t xml:space="preserve">summary</w:t>
+      </w:r>
+      <w:r>
+        <w:rPr>
+          <w:rStyle w:val="NormalTok"/>
+        </w:rPr>
+        <w:t xml:space="preserve">(lemur)</w:t>
+      </w:r>
+      <w:r>
+        <w:br/>
+      </w:r>
+      <w:r>
+        <w:rPr>
+          <w:rStyle w:val="CommentTok"/>
+        </w:rPr>
+        <w:t xml:space="preserve"># No apparent issues</w:t>
+      </w:r>
+      <w:r>
+        <w:br/>
+      </w:r>
+      <w:r>
+        <w:br/>
+      </w:r>
+      <w:r>
+        <w:rPr>
+          <w:rStyle w:val="FunctionTok"/>
+        </w:rPr>
+        <w:t xml:space="preserve">ggplot</w:t>
+      </w:r>
+      <w:r>
+        <w:rPr>
+          <w:rStyle w:val="NormalTok"/>
+        </w:rPr>
+        <w:t xml:space="preserve">(lemur) </w:t>
+      </w:r>
+      <w:r>
+        <w:rPr>
+          <w:rStyle w:val="SpecialCharTok"/>
+        </w:rPr>
+        <w:t xml:space="preserve">+</w:t>
+      </w:r>
+      <w:r>
+        <w:br/>
+      </w:r>
+      <w:r>
+        <w:rPr>
+          <w:rStyle w:val="NormalTok"/>
+        </w:rPr>
+        <w:t xml:space="preserve">  </w:t>
+      </w:r>
+      <w:r>
+        <w:rPr>
+          <w:rStyle w:val="FunctionTok"/>
+        </w:rPr>
+        <w:t xml:space="preserve">geom_histogram</w:t>
+      </w:r>
+      <w:r>
+        <w:rPr>
+          <w:rStyle w:val="NormalTok"/>
+        </w:rPr>
+        <w:t xml:space="preserve">(</w:t>
+      </w:r>
+      <w:r>
+        <w:rPr>
+          <w:rStyle w:val="FunctionTok"/>
+        </w:rPr>
+        <w:t xml:space="preserve">aes</w:t>
+      </w:r>
+      <w:r>
+        <w:rPr>
+          <w:rStyle w:val="NormalTok"/>
+        </w:rPr>
+        <w:t xml:space="preserve">(</w:t>
+      </w:r>
+      <w:r>
+        <w:rPr>
+          <w:rStyle w:val="AttributeTok"/>
+        </w:rPr>
+        <w:t xml:space="preserve">x =</w:t>
+      </w:r>
+      <w:r>
+        <w:rPr>
+          <w:rStyle w:val="NormalTok"/>
+        </w:rPr>
+        <w:t xml:space="preserve"> activity), </w:t>
+      </w:r>
+      <w:r>
+        <w:rPr>
+          <w:rStyle w:val="AttributeTok"/>
+        </w:rPr>
+        <w:t xml:space="preserve">colour =</w:t>
+      </w:r>
+      <w:r>
+        <w:rPr>
+          <w:rStyle w:val="NormalTok"/>
+        </w:rPr>
+        <w:t xml:space="preserve"> </w:t>
+      </w:r>
+      <w:r>
+        <w:rPr>
+          <w:rStyle w:val="StringTok"/>
+        </w:rPr>
+        <w:t xml:space="preserve">"white"</w:t>
+      </w:r>
+      <w:r>
+        <w:rPr>
+          <w:rStyle w:val="NormalTok"/>
+        </w:rPr>
+        <w:t xml:space="preserve">, </w:t>
+      </w:r>
+      <w:r>
+        <w:rPr>
+          <w:rStyle w:val="AttributeTok"/>
+        </w:rPr>
+        <w:t xml:space="preserve">binwidth =</w:t>
+      </w:r>
+      <w:r>
+        <w:rPr>
+          <w:rStyle w:val="NormalTok"/>
+        </w:rPr>
+        <w:t xml:space="preserve"> </w:t>
+      </w:r>
+      <w:r>
+        <w:rPr>
+          <w:rStyle w:val="FloatTok"/>
+        </w:rPr>
+        <w:t xml:space="preserve">0.5</w:t>
+      </w:r>
+      <w:r>
+        <w:rPr>
+          <w:rStyle w:val="NormalTok"/>
+        </w:rPr>
+        <w:t xml:space="preserve">) </w:t>
+      </w:r>
+      <w:r>
+        <w:rPr>
+          <w:rStyle w:val="SpecialCharTok"/>
+        </w:rPr>
+        <w:t xml:space="preserve">+</w:t>
+      </w:r>
+      <w:r>
+        <w:br/>
+      </w:r>
+      <w:r>
+        <w:rPr>
+          <w:rStyle w:val="NormalTok"/>
+        </w:rPr>
+        <w:t xml:space="preserve">  </w:t>
+      </w:r>
+      <w:r>
+        <w:rPr>
+          <w:rStyle w:val="FunctionTok"/>
+        </w:rPr>
+        <w:t xml:space="preserve">theme_minimal</w:t>
+      </w:r>
+      <w:r>
+        <w:rPr>
+          <w:rStyle w:val="NormalTok"/>
+        </w:rPr>
+        <w:t xml:space="preserve">()</w:t>
+      </w:r>
+      <w:r>
+        <w:br/>
+      </w:r>
+      <w:r>
+        <w:br/>
+      </w:r>
+      <w:r>
+        <w:rPr>
+          <w:rStyle w:val="FunctionTok"/>
+        </w:rPr>
+        <w:t xml:space="preserve">ggplot</w:t>
+      </w:r>
+      <w:r>
+        <w:rPr>
+          <w:rStyle w:val="NormalTok"/>
+        </w:rPr>
+        <w:t xml:space="preserve">(lemur) </w:t>
+      </w:r>
+      <w:r>
+        <w:rPr>
+          <w:rStyle w:val="SpecialCharTok"/>
+        </w:rPr>
+        <w:t xml:space="preserve">+</w:t>
+      </w:r>
+      <w:r>
+        <w:br/>
+      </w:r>
+      <w:r>
+        <w:rPr>
+          <w:rStyle w:val="NormalTok"/>
+        </w:rPr>
+        <w:t xml:space="preserve">  </w:t>
+      </w:r>
+      <w:r>
+        <w:rPr>
+          <w:rStyle w:val="FunctionTok"/>
+        </w:rPr>
+        <w:t xml:space="preserve">geom_histogram</w:t>
+      </w:r>
+      <w:r>
+        <w:rPr>
+          <w:rStyle w:val="NormalTok"/>
+        </w:rPr>
+        <w:t xml:space="preserve">(</w:t>
+      </w:r>
+      <w:r>
+        <w:rPr>
+          <w:rStyle w:val="FunctionTok"/>
+        </w:rPr>
+        <w:t xml:space="preserve">aes</w:t>
+      </w:r>
+      <w:r>
+        <w:rPr>
+          <w:rStyle w:val="NormalTok"/>
+        </w:rPr>
+        <w:t xml:space="preserve">(</w:t>
+      </w:r>
+      <w:r>
+        <w:rPr>
+          <w:rStyle w:val="AttributeTok"/>
+        </w:rPr>
+        <w:t xml:space="preserve">x =</w:t>
+      </w:r>
+      <w:r>
+        <w:rPr>
+          <w:rStyle w:val="NormalTok"/>
+        </w:rPr>
+        <w:t xml:space="preserve"> activity, </w:t>
+      </w:r>
+      <w:r>
+        <w:rPr>
+          <w:rStyle w:val="AttributeTok"/>
+        </w:rPr>
+        <w:t xml:space="preserve">fill =</w:t>
+      </w:r>
+      <w:r>
+        <w:rPr>
+          <w:rStyle w:val="NormalTok"/>
+        </w:rPr>
+        <w:t xml:space="preserve"> habitat), </w:t>
+      </w:r>
+      <w:r>
+        <w:br/>
+      </w:r>
+      <w:r>
+        <w:rPr>
+          <w:rStyle w:val="NormalTok"/>
+        </w:rPr>
+        <w:t xml:space="preserve">                 </w:t>
+      </w:r>
+      <w:r>
+        <w:rPr>
+          <w:rStyle w:val="AttributeTok"/>
+        </w:rPr>
+        <w:t xml:space="preserve">colour =</w:t>
+      </w:r>
+      <w:r>
+        <w:rPr>
+          <w:rStyle w:val="NormalTok"/>
+        </w:rPr>
+        <w:t xml:space="preserve"> </w:t>
+      </w:r>
+      <w:r>
+        <w:rPr>
+          <w:rStyle w:val="StringTok"/>
+        </w:rPr>
+        <w:t xml:space="preserve">"white"</w:t>
+      </w:r>
+      <w:r>
+        <w:rPr>
+          <w:rStyle w:val="NormalTok"/>
+        </w:rPr>
+        <w:t xml:space="preserve">, </w:t>
+      </w:r>
+      <w:r>
+        <w:rPr>
+          <w:rStyle w:val="AttributeTok"/>
+        </w:rPr>
+        <w:t xml:space="preserve">binwidth =</w:t>
+      </w:r>
+      <w:r>
+        <w:rPr>
+          <w:rStyle w:val="NormalTok"/>
+        </w:rPr>
+        <w:t xml:space="preserve"> </w:t>
+      </w:r>
+      <w:r>
+        <w:rPr>
+          <w:rStyle w:val="FloatTok"/>
+        </w:rPr>
+        <w:t xml:space="preserve">0.5</w:t>
+      </w:r>
+      <w:r>
+        <w:rPr>
+          <w:rStyle w:val="NormalTok"/>
+        </w:rPr>
+        <w:t xml:space="preserve">) </w:t>
+      </w:r>
+      <w:r>
+        <w:rPr>
+          <w:rStyle w:val="SpecialCharTok"/>
+        </w:rPr>
+        <w:t xml:space="preserve">+</w:t>
+      </w:r>
+      <w:r>
+        <w:rPr>
+          <w:rStyle w:val="NormalTok"/>
+        </w:rPr>
+        <w:t xml:space="preserve"> </w:t>
+      </w:r>
+      <w:r>
+        <w:br/>
+      </w:r>
+      <w:r>
+        <w:rPr>
+          <w:rStyle w:val="NormalTok"/>
+        </w:rPr>
+        <w:t xml:space="preserve">  </w:t>
+      </w:r>
+      <w:r>
+        <w:rPr>
+          <w:rStyle w:val="FunctionTok"/>
+        </w:rPr>
+        <w:t xml:space="preserve">theme_minimal</w:t>
+      </w:r>
+      <w:r>
+        <w:rPr>
+          <w:rStyle w:val="NormalTok"/>
+        </w:rPr>
+        <w:t xml:space="preserve">()</w:t>
+      </w:r>
+      <w:r>
+        <w:br/>
+      </w:r>
+      <w:r>
+        <w:rPr>
+          <w:rStyle w:val="CommentTok"/>
+        </w:rPr>
+        <w:t xml:space="preserve"># Data entry mistake spotted</w:t>
+      </w:r>
+      <w:r>
+        <w:br/>
+      </w:r>
+      <w:r>
+        <w:rPr>
+          <w:rStyle w:val="CommentTok"/>
+        </w:rPr>
+        <w:t xml:space="preserve"># One habitat is recorded as "Rain forest" and not "Rainforest"</w:t>
+      </w:r>
+      <w:r>
+        <w:br/>
+      </w:r>
+      <w:r>
+        <w:rPr>
+          <w:rStyle w:val="CommentTok"/>
+        </w:rPr>
+        <w:t xml:space="preserve"># Obviously a mistake, so happy to correct without confirmation</w:t>
+      </w:r>
+      <w:r>
+        <w:br/>
+      </w:r>
+      <w:r>
+        <w:br/>
+      </w:r>
+      <w:r>
+        <w:rPr>
+          <w:rStyle w:val="CommentTok"/>
+        </w:rPr>
+        <w:t xml:space="preserve"># Correcting data entry mistake -----------------</w:t>
+      </w:r>
+      <w:r>
+        <w:br/>
+      </w:r>
+      <w:r>
+        <w:rPr>
+          <w:rStyle w:val="NormalTok"/>
+        </w:rPr>
+        <w:t xml:space="preserve">lemur</w:t>
+      </w:r>
+      <w:r>
+        <w:rPr>
+          <w:rStyle w:val="SpecialCharTok"/>
+        </w:rPr>
+        <w:t xml:space="preserve">$</w:t>
+      </w:r>
+      <w:r>
+        <w:rPr>
+          <w:rStyle w:val="NormalTok"/>
+        </w:rPr>
+        <w:t xml:space="preserve">habitat[lemur</w:t>
+      </w:r>
+      <w:r>
+        <w:rPr>
+          <w:rStyle w:val="SpecialCharTok"/>
+        </w:rPr>
+        <w:t xml:space="preserve">$</w:t>
+      </w:r>
+      <w:r>
+        <w:rPr>
+          <w:rStyle w:val="NormalTok"/>
+        </w:rPr>
+        <w:t xml:space="preserve">habitat </w:t>
+      </w:r>
+      <w:r>
+        <w:rPr>
+          <w:rStyle w:val="SpecialCharTok"/>
+        </w:rPr>
+        <w:t xml:space="preserve">==</w:t>
+      </w:r>
+      <w:r>
+        <w:rPr>
+          <w:rStyle w:val="NormalTok"/>
+        </w:rPr>
+        <w:t xml:space="preserve"> </w:t>
+      </w:r>
+      <w:r>
+        <w:rPr>
+          <w:rStyle w:val="StringTok"/>
+        </w:rPr>
+        <w:t xml:space="preserve">"Rain forest"</w:t>
+      </w:r>
+      <w:r>
+        <w:rPr>
+          <w:rStyle w:val="NormalTok"/>
+        </w:rPr>
+        <w:t xml:space="preserve">] </w:t>
       </w:r>
       <w:r>
         <w:rPr>
@@ -2029,9 +2665,57 @@
       </w:r>
       <w:r>
         <w:rPr>
+          <w:rStyle w:val="StringTok"/>
+        </w:rPr>
+        <w:t xml:space="preserve">"Rainforest"</w:t>
+      </w:r>
+      <w:r>
+        <w:br/>
+      </w:r>
+      <w:r>
+        <w:br/>
+      </w:r>
+      <w:r>
+        <w:rPr>
+          <w:rStyle w:val="CommentTok"/>
+        </w:rPr>
+        <w:t xml:space="preserve"># Check if correction worked</w:t>
+      </w:r>
+      <w:r>
+        <w:br/>
+      </w:r>
+      <w:r>
+        <w:rPr>
           <w:rStyle w:val="FunctionTok"/>
         </w:rPr>
-        <w:t xml:space="preserve">read.table</w:t>
+        <w:t xml:space="preserve">ggplot</w:t>
+      </w:r>
+      <w:r>
+        <w:rPr>
+          <w:rStyle w:val="NormalTok"/>
+        </w:rPr>
+        <w:t xml:space="preserve">(lemur) </w:t>
+      </w:r>
+      <w:r>
+        <w:rPr>
+          <w:rStyle w:val="SpecialCharTok"/>
+        </w:rPr>
+        <w:t xml:space="preserve">+</w:t>
+      </w:r>
+      <w:r>
+        <w:br/>
+      </w:r>
+      <w:r>
+        <w:rPr>
+          <w:rStyle w:val="NormalTok"/>
+        </w:rPr>
+        <w:t xml:space="preserve">  </w:t>
+      </w:r>
+      <w:r>
+        <w:rPr>
+          <w:rStyle w:val="FunctionTok"/>
+        </w:rPr>
+        <w:t xml:space="preserve">geom_histogram</w:t>
       </w:r>
       <w:r>
         <w:rPr>
@@ -2041,9 +2725,66 @@
       </w:r>
       <w:r>
         <w:rPr>
+          <w:rStyle w:val="FunctionTok"/>
+        </w:rPr>
+        <w:t xml:space="preserve">aes</w:t>
+      </w:r>
+      <w:r>
+        <w:rPr>
+          <w:rStyle w:val="NormalTok"/>
+        </w:rPr>
+        <w:t xml:space="preserve">(</w:t>
+      </w:r>
+      <w:r>
+        <w:rPr>
+          <w:rStyle w:val="AttributeTok"/>
+        </w:rPr>
+        <w:t xml:space="preserve">x =</w:t>
+      </w:r>
+      <w:r>
+        <w:rPr>
+          <w:rStyle w:val="NormalTok"/>
+        </w:rPr>
+        <w:t xml:space="preserve"> activity, </w:t>
+      </w:r>
+      <w:r>
+        <w:rPr>
+          <w:rStyle w:val="AttributeTok"/>
+        </w:rPr>
+        <w:t xml:space="preserve">fill =</w:t>
+      </w:r>
+      <w:r>
+        <w:rPr>
+          <w:rStyle w:val="NormalTok"/>
+        </w:rPr>
+        <w:t xml:space="preserve"> habitat), </w:t>
+      </w:r>
+      <w:r>
+        <w:br/>
+      </w:r>
+      <w:r>
+        <w:rPr>
+          <w:rStyle w:val="NormalTok"/>
+        </w:rPr>
+        <w:t xml:space="preserve">                 </w:t>
+      </w:r>
+      <w:r>
+        <w:rPr>
+          <w:rStyle w:val="AttributeTok"/>
+        </w:rPr>
+        <w:t xml:space="preserve">colour =</w:t>
+      </w:r>
+      <w:r>
+        <w:rPr>
+          <w:rStyle w:val="NormalTok"/>
+        </w:rPr>
+        <w:t xml:space="preserve"> </w:t>
+      </w:r>
+      <w:r>
+        <w:rPr>
           <w:rStyle w:val="StringTok"/>
         </w:rPr>
-        <w:t xml:space="preserve">"H:/BI3010/Workshop3/lemur.txt"</w:t>
+        <w:t xml:space="preserve">"white"</w:t>
       </w:r>
       <w:r>
         <w:rPr>
@@ -2055,7 +2796,7 @@
         <w:rPr>
           <w:rStyle w:val="AttributeTok"/>
         </w:rPr>
-        <w:t xml:space="preserve">header =</w:t>
+        <w:t xml:space="preserve">binwidth =</w:t>
       </w:r>
       <w:r>
         <w:rPr>
@@ -2065,204 +2806,471 @@
       </w:r>
       <w:r>
         <w:rPr>
-          <w:rStyle w:val="ConstantTok"/>
-        </w:rPr>
-        <w:t xml:space="preserve">TRUE</w:t>
-      </w:r>
-      <w:r>
-        <w:rPr>
-          <w:rStyle w:val="NormalTok"/>
-        </w:rPr>
-        <w:t xml:space="preserve">)</w:t>
-      </w:r>
-    </w:p>
-    <w:p>
-      <w:pPr>
-        <w:pStyle w:val="SourceCode"/>
-      </w:pPr>
+          <w:rStyle w:val="FloatTok"/>
+        </w:rPr>
+        <w:t xml:space="preserve">0.5</w:t>
+      </w:r>
+      <w:r>
+        <w:rPr>
+          <w:rStyle w:val="NormalTok"/>
+        </w:rPr>
+        <w:t xml:space="preserve">) </w:t>
+      </w:r>
+      <w:r>
+        <w:rPr>
+          <w:rStyle w:val="SpecialCharTok"/>
+        </w:rPr>
+        <w:t xml:space="preserve">+</w:t>
+      </w:r>
+      <w:r>
+        <w:rPr>
+          <w:rStyle w:val="NormalTok"/>
+        </w:rPr>
+        <w:t xml:space="preserve"> </w:t>
+      </w:r>
+      <w:r>
+        <w:br/>
+      </w:r>
+      <w:r>
+        <w:rPr>
+          <w:rStyle w:val="NormalTok"/>
+        </w:rPr>
+        <w:t xml:space="preserve">  </w:t>
+      </w:r>
+      <w:r>
+        <w:rPr>
+          <w:rStyle w:val="FunctionTok"/>
+        </w:rPr>
+        <w:t xml:space="preserve">theme_minimal</w:t>
+      </w:r>
+      <w:r>
+        <w:rPr>
+          <w:rStyle w:val="NormalTok"/>
+        </w:rPr>
+        <w:t xml:space="preserve">()</w:t>
+      </w:r>
+      <w:r>
+        <w:br/>
+      </w:r>
+      <w:r>
+        <w:br/>
+      </w:r>
       <w:r>
         <w:rPr>
           <w:rStyle w:val="CommentTok"/>
         </w:rPr>
-        <w:t xml:space="preserve"># EDA</w:t>
-      </w:r>
-      <w:r>
-        <w:br/>
+        <w:t xml:space="preserve"># Hidden assumption ----------------------------</w:t>
+      </w:r>
+      <w:r>
+        <w:br/>
+      </w:r>
+      <w:r>
+        <w:rPr>
+          <w:rStyle w:val="CommentTok"/>
+        </w:rPr>
+        <w:t xml:space="preserve"># - Validity - Unsure how activity is measured but must be hard. Seems possible that accuracy changes in different </w:t>
+      </w:r>
+      <w:r>
+        <w:br/>
+      </w:r>
+      <w:r>
+        <w:rPr>
+          <w:rStyle w:val="CommentTok"/>
+        </w:rPr>
+        <w:t xml:space="preserve"># habitats? E.g. easier to keep track of lemurs in dry forest than rain forest?</w:t>
+      </w:r>
+      <w:r>
+        <w:br/>
+      </w:r>
+      <w:r>
+        <w:rPr>
+          <w:rStyle w:val="CommentTok"/>
+        </w:rPr>
+        <w:t xml:space="preserve"># - Equal variance? - Seems likely that some amount of variation may differ between habitats? Something to check.</w:t>
+      </w:r>
+      <w:r>
+        <w:br/>
+      </w:r>
+      <w:r>
+        <w:br/>
+      </w:r>
+      <w:r>
+        <w:rPr>
+          <w:rStyle w:val="CommentTok"/>
+        </w:rPr>
+        <w:t xml:space="preserve"># Model fit ------------------------------------</w:t>
+      </w:r>
+      <w:r>
+        <w:br/>
+      </w:r>
+      <w:r>
+        <w:rPr>
+          <w:rStyle w:val="NormalTok"/>
+        </w:rPr>
+        <w:t xml:space="preserve">lem_mod </w:t>
+      </w:r>
+      <w:r>
+        <w:rPr>
+          <w:rStyle w:val="OtherTok"/>
+        </w:rPr>
+        <w:t xml:space="preserve">&lt;-</w:t>
+      </w:r>
+      <w:r>
+        <w:rPr>
+          <w:rStyle w:val="NormalTok"/>
+        </w:rPr>
+        <w:t xml:space="preserve"> </w:t>
       </w:r>
       <w:r>
         <w:rPr>
           <w:rStyle w:val="FunctionTok"/>
         </w:rPr>
+        <w:t xml:space="preserve">lm</w:t>
+      </w:r>
+      <w:r>
+        <w:rPr>
+          <w:rStyle w:val="NormalTok"/>
+        </w:rPr>
+        <w:t xml:space="preserve">(activity </w:t>
+      </w:r>
+      <w:r>
+        <w:rPr>
+          <w:rStyle w:val="SpecialCharTok"/>
+        </w:rPr>
+        <w:t xml:space="preserve">~</w:t>
+      </w:r>
+      <w:r>
+        <w:rPr>
+          <w:rStyle w:val="NormalTok"/>
+        </w:rPr>
+        <w:t xml:space="preserve"> habitat, </w:t>
+      </w:r>
+      <w:r>
+        <w:rPr>
+          <w:rStyle w:val="AttributeTok"/>
+        </w:rPr>
+        <w:t xml:space="preserve">data =</w:t>
+      </w:r>
+      <w:r>
+        <w:rPr>
+          <w:rStyle w:val="NormalTok"/>
+        </w:rPr>
+        <w:t xml:space="preserve"> lemur)</w:t>
+      </w:r>
+      <w:r>
+        <w:br/>
+      </w:r>
+      <w:r>
+        <w:br/>
+      </w:r>
+      <w:r>
+        <w:rPr>
+          <w:rStyle w:val="CommentTok"/>
+        </w:rPr>
+        <w:t xml:space="preserve"># Diagnose -------------------------------------</w:t>
+      </w:r>
+      <w:r>
+        <w:br/>
+      </w:r>
+      <w:r>
+        <w:rPr>
+          <w:rStyle w:val="FunctionTok"/>
+        </w:rPr>
+        <w:t xml:space="preserve">par</w:t>
+      </w:r>
+      <w:r>
+        <w:rPr>
+          <w:rStyle w:val="NormalTok"/>
+        </w:rPr>
+        <w:t xml:space="preserve">(</w:t>
+      </w:r>
+      <w:r>
+        <w:rPr>
+          <w:rStyle w:val="AttributeTok"/>
+        </w:rPr>
+        <w:t xml:space="preserve">mfrow =</w:t>
+      </w:r>
+      <w:r>
+        <w:rPr>
+          <w:rStyle w:val="NormalTok"/>
+        </w:rPr>
+        <w:t xml:space="preserve"> </w:t>
+      </w:r>
+      <w:r>
+        <w:rPr>
+          <w:rStyle w:val="FunctionTok"/>
+        </w:rPr>
+        <w:t xml:space="preserve">c</w:t>
+      </w:r>
+      <w:r>
+        <w:rPr>
+          <w:rStyle w:val="NormalTok"/>
+        </w:rPr>
+        <w:t xml:space="preserve">(</w:t>
+      </w:r>
+      <w:r>
+        <w:rPr>
+          <w:rStyle w:val="DecValTok"/>
+        </w:rPr>
+        <w:t xml:space="preserve">2</w:t>
+      </w:r>
+      <w:r>
+        <w:rPr>
+          <w:rStyle w:val="NormalTok"/>
+        </w:rPr>
+        <w:t xml:space="preserve">,</w:t>
+      </w:r>
+      <w:r>
+        <w:rPr>
+          <w:rStyle w:val="DecValTok"/>
+        </w:rPr>
+        <w:t xml:space="preserve">2</w:t>
+      </w:r>
+      <w:r>
+        <w:rPr>
+          <w:rStyle w:val="NormalTok"/>
+        </w:rPr>
+        <w:t xml:space="preserve">))</w:t>
+      </w:r>
+      <w:r>
+        <w:br/>
+      </w:r>
+      <w:r>
+        <w:rPr>
+          <w:rStyle w:val="FunctionTok"/>
+        </w:rPr>
+        <w:t xml:space="preserve">plot</w:t>
+      </w:r>
+      <w:r>
+        <w:rPr>
+          <w:rStyle w:val="NormalTok"/>
+        </w:rPr>
+        <w:t xml:space="preserve">(lem_mod)</w:t>
+      </w:r>
+      <w:r>
+        <w:br/>
+      </w:r>
+      <w:r>
+        <w:rPr>
+          <w:rStyle w:val="FunctionTok"/>
+        </w:rPr>
+        <w:t xml:space="preserve">par</w:t>
+      </w:r>
+      <w:r>
+        <w:rPr>
+          <w:rStyle w:val="NormalTok"/>
+        </w:rPr>
+        <w:t xml:space="preserve">(</w:t>
+      </w:r>
+      <w:r>
+        <w:rPr>
+          <w:rStyle w:val="AttributeTok"/>
+        </w:rPr>
+        <w:t xml:space="preserve">mfrow =</w:t>
+      </w:r>
+      <w:r>
+        <w:rPr>
+          <w:rStyle w:val="NormalTok"/>
+        </w:rPr>
+        <w:t xml:space="preserve"> </w:t>
+      </w:r>
+      <w:r>
+        <w:rPr>
+          <w:rStyle w:val="FunctionTok"/>
+        </w:rPr>
+        <w:t xml:space="preserve">c</w:t>
+      </w:r>
+      <w:r>
+        <w:rPr>
+          <w:rStyle w:val="NormalTok"/>
+        </w:rPr>
+        <w:t xml:space="preserve">(</w:t>
+      </w:r>
+      <w:r>
+        <w:rPr>
+          <w:rStyle w:val="DecValTok"/>
+        </w:rPr>
+        <w:t xml:space="preserve">1</w:t>
+      </w:r>
+      <w:r>
+        <w:rPr>
+          <w:rStyle w:val="NormalTok"/>
+        </w:rPr>
+        <w:t xml:space="preserve">,</w:t>
+      </w:r>
+      <w:r>
+        <w:rPr>
+          <w:rStyle w:val="DecValTok"/>
+        </w:rPr>
+        <w:t xml:space="preserve">1</w:t>
+      </w:r>
+      <w:r>
+        <w:rPr>
+          <w:rStyle w:val="NormalTok"/>
+        </w:rPr>
+        <w:t xml:space="preserve">))</w:t>
+      </w:r>
+      <w:r>
+        <w:br/>
+      </w:r>
+      <w:r>
+        <w:rPr>
+          <w:rStyle w:val="CommentTok"/>
+        </w:rPr>
+        <w:t xml:space="preserve"># Super obvious non-linear relationship, especially in Residuals vs Fitted</w:t>
+      </w:r>
+      <w:r>
+        <w:br/>
+      </w:r>
+      <w:r>
+        <w:rPr>
+          <w:rStyle w:val="CommentTok"/>
+        </w:rPr>
+        <w:t xml:space="preserve"># Can kinda also see weird waves in Scale-Location but less obvious</w:t>
+      </w:r>
+      <w:r>
+        <w:br/>
+      </w:r>
+      <w:r>
+        <w:rPr>
+          <w:rStyle w:val="CommentTok"/>
+        </w:rPr>
+        <w:t xml:space="preserve"># Q-Q looks fine (but also generally care least about this one)</w:t>
+      </w:r>
+      <w:r>
+        <w:br/>
+      </w:r>
+      <w:r>
+        <w:rPr>
+          <w:rStyle w:val="CommentTok"/>
+        </w:rPr>
+        <w:t xml:space="preserve"># Residuals vs Leverage looks good as well (far from contour lines - can't even see them)</w:t>
+      </w:r>
+      <w:r>
+        <w:br/>
+      </w:r>
+      <w:r>
+        <w:br/>
+      </w:r>
+      <w:r>
+        <w:rPr>
+          <w:rStyle w:val="CommentTok"/>
+        </w:rPr>
+        <w:t xml:space="preserve"># Summarise ------------------------------------</w:t>
+      </w:r>
+      <w:r>
+        <w:br/>
+      </w:r>
+      <w:r>
+        <w:rPr>
+          <w:rStyle w:val="FunctionTok"/>
+        </w:rPr>
         <w:t xml:space="preserve">summary</w:t>
       </w:r>
       <w:r>
         <w:rPr>
           <w:rStyle w:val="NormalTok"/>
         </w:rPr>
-        <w:t xml:space="preserve">(lemur)</w:t>
-      </w:r>
-      <w:r>
-        <w:br/>
+        <w:t xml:space="preserve">(lem_mod)</w:t>
+      </w:r>
+      <w:r>
+        <w:br/>
+      </w:r>
+      <w:r>
+        <w:rPr>
+          <w:rStyle w:val="CommentTok"/>
+        </w:rPr>
+        <w:t xml:space="preserve"># Model predicts 7.9 hours of activity in Dry forests</w:t>
+      </w:r>
+      <w:r>
+        <w:br/>
+      </w:r>
+      <w:r>
+        <w:rPr>
+          <w:rStyle w:val="CommentTok"/>
+        </w:rPr>
+        <w:t xml:space="preserve"># 1.05 hours *less* activity in Mangroves (so 6.85 hours total)</w:t>
+      </w:r>
+      <w:r>
+        <w:br/>
+      </w:r>
+      <w:r>
+        <w:rPr>
+          <w:rStyle w:val="CommentTok"/>
+        </w:rPr>
+        <w:t xml:space="preserve"># 1.8 hours *more* activity in Rainforests (so 9.7 hours total)</w:t>
+      </w:r>
+      <w:r>
+        <w:br/>
+      </w:r>
+      <w:r>
+        <w:rPr>
+          <w:rStyle w:val="CommentTok"/>
+        </w:rPr>
+        <w:t xml:space="preserve"># 1.8 hours *less* activity in Spiny Forests (so 6.1 hours total)</w:t>
+      </w:r>
+      <w:r>
+        <w:br/>
+      </w:r>
+      <w:r>
+        <w:br/>
+      </w:r>
+      <w:r>
+        <w:rPr>
+          <w:rStyle w:val="NormalTok"/>
+        </w:rPr>
+        <w:t xml:space="preserve">preds </w:t>
+      </w:r>
+      <w:r>
+        <w:rPr>
+          <w:rStyle w:val="OtherTok"/>
+        </w:rPr>
+        <w:t xml:space="preserve">&lt;-</w:t>
+      </w:r>
+      <w:r>
+        <w:rPr>
+          <w:rStyle w:val="NormalTok"/>
+        </w:rPr>
+        <w:t xml:space="preserve"> </w:t>
       </w:r>
       <w:r>
         <w:rPr>
           <w:rStyle w:val="FunctionTok"/>
         </w:rPr>
-        <w:t xml:space="preserve">ggplot</w:t>
-      </w:r>
-      <w:r>
-        <w:rPr>
-          <w:rStyle w:val="NormalTok"/>
-        </w:rPr>
-        <w:t xml:space="preserve">(lemur) </w:t>
-      </w:r>
-      <w:r>
-        <w:rPr>
-          <w:rStyle w:val="SpecialCharTok"/>
-        </w:rPr>
-        <w:t xml:space="preserve">+</w:t>
-      </w:r>
-      <w:r>
-        <w:br/>
-      </w:r>
-      <w:r>
-        <w:rPr>
-          <w:rStyle w:val="NormalTok"/>
-        </w:rPr>
-        <w:t xml:space="preserve">  </w:t>
+        <w:t xml:space="preserve">ggpredict</w:t>
+      </w:r>
+      <w:r>
+        <w:rPr>
+          <w:rStyle w:val="NormalTok"/>
+        </w:rPr>
+        <w:t xml:space="preserve">(lem_mod)</w:t>
+      </w:r>
+      <w:r>
+        <w:br/>
       </w:r>
       <w:r>
         <w:rPr>
           <w:rStyle w:val="FunctionTok"/>
         </w:rPr>
-        <w:t xml:space="preserve">geom_point</w:t>
-      </w:r>
-      <w:r>
-        <w:rPr>
-          <w:rStyle w:val="NormalTok"/>
-        </w:rPr>
-        <w:t xml:space="preserve">(</w:t>
-      </w:r>
-      <w:r>
-        <w:rPr>
-          <w:rStyle w:val="FunctionTok"/>
-        </w:rPr>
-        <w:t xml:space="preserve">aes</w:t>
-      </w:r>
-      <w:r>
-        <w:rPr>
-          <w:rStyle w:val="NormalTok"/>
-        </w:rPr>
-        <w:t xml:space="preserve">(</w:t>
-      </w:r>
-      <w:r>
-        <w:rPr>
-          <w:rStyle w:val="AttributeTok"/>
-        </w:rPr>
-        <w:t xml:space="preserve">x =</w:t>
-      </w:r>
-      <w:r>
-        <w:rPr>
-          <w:rStyle w:val="NormalTok"/>
-        </w:rPr>
-        <w:t xml:space="preserve"> habitat, </w:t>
-      </w:r>
-      <w:r>
-        <w:rPr>
-          <w:rStyle w:val="AttributeTok"/>
-        </w:rPr>
-        <w:t xml:space="preserve">y =</w:t>
-      </w:r>
-      <w:r>
-        <w:rPr>
-          <w:rStyle w:val="NormalTok"/>
-        </w:rPr>
-        <w:t xml:space="preserve"> activity)) </w:t>
-      </w:r>
-      <w:r>
-        <w:rPr>
-          <w:rStyle w:val="SpecialCharTok"/>
-        </w:rPr>
-        <w:t xml:space="preserve">+</w:t>
-      </w:r>
-      <w:r>
-        <w:br/>
-      </w:r>
-      <w:r>
-        <w:rPr>
-          <w:rStyle w:val="NormalTok"/>
-        </w:rPr>
-        <w:t xml:space="preserve">  </w:t>
-      </w:r>
-      <w:r>
-        <w:rPr>
-          <w:rStyle w:val="FunctionTok"/>
-        </w:rPr>
-        <w:t xml:space="preserve">theme_minimal</w:t>
-      </w:r>
-      <w:r>
-        <w:rPr>
-          <w:rStyle w:val="NormalTok"/>
-        </w:rPr>
-        <w:t xml:space="preserve">()</w:t>
-      </w:r>
-    </w:p>
-    <w:p>
-      <w:pPr>
-        <w:pStyle w:val="FirstParagraph"/>
-      </w:pPr>
-      <w:r>
-        <w:drawing>
-          <wp:inline>
-            <wp:extent cx="4620126" cy="3696101"/>
-            <wp:effectExtent b="0" l="0" r="0" t="0"/>
-            <wp:docPr descr="" title="" id="59" name="Picture"/>
-            <a:graphic>
-              <a:graphicData uri="http://schemas.openxmlformats.org/drawingml/2006/picture">
-                <pic:pic>
-                  <pic:nvPicPr>
-                    <pic:cNvPr descr="W6_w_answers_files/figure-docx/unnamed-chunk-20-1.png" id="60" name="Picture"/>
-                    <pic:cNvPicPr>
-                      <a:picLocks noChangeArrowheads="1" noChangeAspect="1"/>
-                    </pic:cNvPicPr>
-                  </pic:nvPicPr>
-                  <pic:blipFill>
-                    <a:blip r:embed="rId58"/>
-                    <a:stretch>
-                      <a:fillRect/>
-                    </a:stretch>
-                  </pic:blipFill>
-                  <pic:spPr bwMode="auto">
-                    <a:xfrm>
-                      <a:off x="0" y="0"/>
-                      <a:ext cx="4620126" cy="3696101"/>
-                    </a:xfrm>
-                    <a:prstGeom prst="rect">
-                      <a:avLst/>
-                    </a:prstGeom>
-                    <a:noFill/>
-                    <a:ln w="9525">
-                      <a:noFill/>
-                      <a:headEnd/>
-                      <a:tailEnd/>
-                    </a:ln>
-                  </pic:spPr>
-                </pic:pic>
-              </a:graphicData>
-            </a:graphic>
-          </wp:inline>
-        </w:drawing>
-      </w:r>
-    </w:p>
-    <w:p>
-      <w:pPr>
-        <w:pStyle w:val="SourceCode"/>
-      </w:pPr>
+        <w:t xml:space="preserve">plot</w:t>
+      </w:r>
+      <w:r>
+        <w:rPr>
+          <w:rStyle w:val="NormalTok"/>
+        </w:rPr>
+        <w:t xml:space="preserve">(preds)</w:t>
+      </w:r>
+      <w:r>
+        <w:br/>
+      </w:r>
+      <w:r>
+        <w:br/>
+      </w:r>
       <w:r>
         <w:rPr>
           <w:rStyle w:val="CommentTok"/>
         </w:rPr>
-        <w:t xml:space="preserve"># One data entry mistake where "Rainforest" has been entered as "Rain forest"</w:t>
+        <w:t xml:space="preserve"># Interpret -----------------------------------</w:t>
       </w:r>
       <w:r>
         <w:br/>
@@ -2271,248 +3279,16 @@
         <w:rPr>
           <w:rStyle w:val="CommentTok"/>
         </w:rPr>
-        <w:t xml:space="preserve"># Fixing:</w:t>
-      </w:r>
-      <w:r>
-        <w:br/>
-      </w:r>
-      <w:r>
-        <w:rPr>
-          <w:rStyle w:val="NormalTok"/>
-        </w:rPr>
-        <w:t xml:space="preserve">lemur</w:t>
-      </w:r>
-      <w:r>
-        <w:rPr>
-          <w:rStyle w:val="SpecialCharTok"/>
-        </w:rPr>
-        <w:t xml:space="preserve">$</w:t>
-      </w:r>
-      <w:r>
-        <w:rPr>
-          <w:rStyle w:val="NormalTok"/>
-        </w:rPr>
-        <w:t xml:space="preserve">habitat[lemur</w:t>
-      </w:r>
-      <w:r>
-        <w:rPr>
-          <w:rStyle w:val="SpecialCharTok"/>
-        </w:rPr>
-        <w:t xml:space="preserve">$</w:t>
-      </w:r>
-      <w:r>
-        <w:rPr>
-          <w:rStyle w:val="NormalTok"/>
-        </w:rPr>
-        <w:t xml:space="preserve">habitat </w:t>
-      </w:r>
-      <w:r>
-        <w:rPr>
-          <w:rStyle w:val="SpecialCharTok"/>
-        </w:rPr>
-        <w:t xml:space="preserve">==</w:t>
-      </w:r>
-      <w:r>
-        <w:rPr>
-          <w:rStyle w:val="NormalTok"/>
-        </w:rPr>
-        <w:t xml:space="preserve"> </w:t>
-      </w:r>
-      <w:r>
-        <w:rPr>
-          <w:rStyle w:val="StringTok"/>
-        </w:rPr>
-        <w:t xml:space="preserve">"Rain forest"</w:t>
-      </w:r>
-      <w:r>
-        <w:rPr>
-          <w:rStyle w:val="NormalTok"/>
-        </w:rPr>
-        <w:t xml:space="preserve">] </w:t>
-      </w:r>
-      <w:r>
-        <w:rPr>
-          <w:rStyle w:val="OtherTok"/>
-        </w:rPr>
-        <w:t xml:space="preserve">&lt;-</w:t>
-      </w:r>
-      <w:r>
-        <w:rPr>
-          <w:rStyle w:val="NormalTok"/>
-        </w:rPr>
-        <w:t xml:space="preserve"> </w:t>
-      </w:r>
-      <w:r>
-        <w:rPr>
-          <w:rStyle w:val="StringTok"/>
-        </w:rPr>
-        <w:t xml:space="preserve">"Rainforest"</w:t>
-      </w:r>
-      <w:r>
-        <w:br/>
-      </w:r>
-      <w:r>
-        <w:rPr>
-          <w:rStyle w:val="FunctionTok"/>
-        </w:rPr>
-        <w:t xml:space="preserve">ggplot</w:t>
-      </w:r>
-      <w:r>
-        <w:rPr>
-          <w:rStyle w:val="NormalTok"/>
-        </w:rPr>
-        <w:t xml:space="preserve">(lemur) </w:t>
-      </w:r>
-      <w:r>
-        <w:rPr>
-          <w:rStyle w:val="SpecialCharTok"/>
-        </w:rPr>
-        <w:t xml:space="preserve">+</w:t>
-      </w:r>
-      <w:r>
-        <w:br/>
-      </w:r>
-      <w:r>
-        <w:rPr>
-          <w:rStyle w:val="NormalTok"/>
-        </w:rPr>
-        <w:t xml:space="preserve">  </w:t>
-      </w:r>
-      <w:r>
-        <w:rPr>
-          <w:rStyle w:val="FunctionTok"/>
-        </w:rPr>
-        <w:t xml:space="preserve">geom_point</w:t>
-      </w:r>
-      <w:r>
-        <w:rPr>
-          <w:rStyle w:val="NormalTok"/>
-        </w:rPr>
-        <w:t xml:space="preserve">(</w:t>
-      </w:r>
-      <w:r>
-        <w:rPr>
-          <w:rStyle w:val="FunctionTok"/>
-        </w:rPr>
-        <w:t xml:space="preserve">aes</w:t>
-      </w:r>
-      <w:r>
-        <w:rPr>
-          <w:rStyle w:val="NormalTok"/>
-        </w:rPr>
-        <w:t xml:space="preserve">(</w:t>
-      </w:r>
-      <w:r>
-        <w:rPr>
-          <w:rStyle w:val="AttributeTok"/>
-        </w:rPr>
-        <w:t xml:space="preserve">x =</w:t>
-      </w:r>
-      <w:r>
-        <w:rPr>
-          <w:rStyle w:val="NormalTok"/>
-        </w:rPr>
-        <w:t xml:space="preserve"> habitat, </w:t>
-      </w:r>
-      <w:r>
-        <w:rPr>
-          <w:rStyle w:val="AttributeTok"/>
-        </w:rPr>
-        <w:t xml:space="preserve">y =</w:t>
-      </w:r>
-      <w:r>
-        <w:rPr>
-          <w:rStyle w:val="NormalTok"/>
-        </w:rPr>
-        <w:t xml:space="preserve"> activity)) </w:t>
-      </w:r>
-      <w:r>
-        <w:rPr>
-          <w:rStyle w:val="SpecialCharTok"/>
-        </w:rPr>
-        <w:t xml:space="preserve">+</w:t>
-      </w:r>
-      <w:r>
-        <w:br/>
-      </w:r>
-      <w:r>
-        <w:rPr>
-          <w:rStyle w:val="NormalTok"/>
-        </w:rPr>
-        <w:t xml:space="preserve">  </w:t>
-      </w:r>
-      <w:r>
-        <w:rPr>
-          <w:rStyle w:val="FunctionTok"/>
-        </w:rPr>
-        <w:t xml:space="preserve">theme_minimal</w:t>
-      </w:r>
-      <w:r>
-        <w:rPr>
-          <w:rStyle w:val="NormalTok"/>
-        </w:rPr>
-        <w:t xml:space="preserve">()</w:t>
-      </w:r>
-    </w:p>
-    <w:p>
-      <w:pPr>
-        <w:pStyle w:val="FirstParagraph"/>
-      </w:pPr>
-      <w:r>
-        <w:drawing>
-          <wp:inline>
-            <wp:extent cx="4620126" cy="3696101"/>
-            <wp:effectExtent b="0" l="0" r="0" t="0"/>
-            <wp:docPr descr="" title="" id="62" name="Picture"/>
-            <a:graphic>
-              <a:graphicData uri="http://schemas.openxmlformats.org/drawingml/2006/picture">
-                <pic:pic>
-                  <pic:nvPicPr>
-                    <pic:cNvPr descr="W6_w_answers_files/figure-docx/unnamed-chunk-20-2.png" id="63" name="Picture"/>
-                    <pic:cNvPicPr>
-                      <a:picLocks noChangeArrowheads="1" noChangeAspect="1"/>
-                    </pic:cNvPicPr>
-                  </pic:nvPicPr>
-                  <pic:blipFill>
-                    <a:blip r:embed="rId61"/>
-                    <a:stretch>
-                      <a:fillRect/>
-                    </a:stretch>
-                  </pic:blipFill>
-                  <pic:spPr bwMode="auto">
-                    <a:xfrm>
-                      <a:off x="0" y="0"/>
-                      <a:ext cx="4620126" cy="3696101"/>
-                    </a:xfrm>
-                    <a:prstGeom prst="rect">
-                      <a:avLst/>
-                    </a:prstGeom>
-                    <a:noFill/>
-                    <a:ln w="9525">
-                      <a:noFill/>
-                      <a:headEnd/>
-                      <a:tailEnd/>
-                    </a:ln>
-                  </pic:spPr>
-                </pic:pic>
-              </a:graphicData>
-            </a:graphic>
-          </wp:inline>
-        </w:drawing>
-      </w:r>
-    </w:p>
-    <w:p>
-      <w:pPr>
-        <w:pStyle w:val="SourceCode"/>
-      </w:pPr>
+        <w:t xml:space="preserve"># No issues identified in EDA (diagnoses on Friday) so can provide inference</w:t>
+      </w:r>
+      <w:r>
+        <w:br/>
+      </w:r>
       <w:r>
         <w:rPr>
           <w:rStyle w:val="CommentTok"/>
         </w:rPr>
-        <w:t xml:space="preserve"># Entry mistake corrected</w:t>
-      </w:r>
-      <w:r>
-        <w:br/>
+        <w:t xml:space="preserve"># Lemurs most active in rain forests and least in spiny forests</w:t>
       </w:r>
       <w:r>
         <w:br/>
@@ -2521,67 +3297,7 @@
         <w:rPr>
           <w:rStyle w:val="CommentTok"/>
         </w:rPr>
-        <w:t xml:space="preserve"># Model fit</w:t>
-      </w:r>
-      <w:r>
-        <w:br/>
-      </w:r>
-      <w:r>
-        <w:rPr>
-          <w:rStyle w:val="NormalTok"/>
-        </w:rPr>
-        <w:t xml:space="preserve">lemur_mod </w:t>
-      </w:r>
-      <w:r>
-        <w:rPr>
-          <w:rStyle w:val="OtherTok"/>
-        </w:rPr>
-        <w:t xml:space="preserve">&lt;-</w:t>
-      </w:r>
-      <w:r>
-        <w:rPr>
-          <w:rStyle w:val="NormalTok"/>
-        </w:rPr>
-        <w:t xml:space="preserve"> </w:t>
-      </w:r>
-      <w:r>
-        <w:rPr>
-          <w:rStyle w:val="FunctionTok"/>
-        </w:rPr>
-        <w:t xml:space="preserve">lm</w:t>
-      </w:r>
-      <w:r>
-        <w:rPr>
-          <w:rStyle w:val="NormalTok"/>
-        </w:rPr>
-        <w:t xml:space="preserve">(activity </w:t>
-      </w:r>
-      <w:r>
-        <w:rPr>
-          <w:rStyle w:val="SpecialCharTok"/>
-        </w:rPr>
-        <w:t xml:space="preserve">~</w:t>
-      </w:r>
-      <w:r>
-        <w:rPr>
-          <w:rStyle w:val="NormalTok"/>
-        </w:rPr>
-        <w:t xml:space="preserve"> habitat, </w:t>
-      </w:r>
-      <w:r>
-        <w:rPr>
-          <w:rStyle w:val="AttributeTok"/>
-        </w:rPr>
-        <w:t xml:space="preserve">data =</w:t>
-      </w:r>
-      <w:r>
-        <w:rPr>
-          <w:rStyle w:val="NormalTok"/>
-        </w:rPr>
-        <w:t xml:space="preserve"> lemur)</w:t>
-      </w:r>
-      <w:r>
-        <w:br/>
+        <w:t xml:space="preserve"># May not imply rain forests are more important - this is just where they are most active</w:t>
       </w:r>
       <w:r>
         <w:br/>
@@ -2590,938 +3306,11 @@
         <w:rPr>
           <w:rStyle w:val="CommentTok"/>
         </w:rPr>
-        <w:t xml:space="preserve"># Diagnostics</w:t>
-      </w:r>
-      <w:r>
-        <w:br/>
-      </w:r>
-      <w:r>
-        <w:rPr>
-          <w:rStyle w:val="FunctionTok"/>
-        </w:rPr>
-        <w:t xml:space="preserve">plot</w:t>
-      </w:r>
-      <w:r>
-        <w:rPr>
-          <w:rStyle w:val="NormalTok"/>
-        </w:rPr>
-        <w:t xml:space="preserve">(lemur_mod)</w:t>
-      </w:r>
-    </w:p>
-    <w:p>
-      <w:pPr>
-        <w:pStyle w:val="FirstParagraph"/>
-      </w:pPr>
-      <w:r>
-        <w:drawing>
-          <wp:inline>
-            <wp:extent cx="4620126" cy="3696101"/>
-            <wp:effectExtent b="0" l="0" r="0" t="0"/>
-            <wp:docPr descr="" title="" id="65" name="Picture"/>
-            <a:graphic>
-              <a:graphicData uri="http://schemas.openxmlformats.org/drawingml/2006/picture">
-                <pic:pic>
-                  <pic:nvPicPr>
-                    <pic:cNvPr descr="W6_w_answers_files/figure-docx/unnamed-chunk-20-3.png" id="66" name="Picture"/>
-                    <pic:cNvPicPr>
-                      <a:picLocks noChangeArrowheads="1" noChangeAspect="1"/>
-                    </pic:cNvPicPr>
-                  </pic:nvPicPr>
-                  <pic:blipFill>
-                    <a:blip r:embed="rId64"/>
-                    <a:stretch>
-                      <a:fillRect/>
-                    </a:stretch>
-                  </pic:blipFill>
-                  <pic:spPr bwMode="auto">
-                    <a:xfrm>
-                      <a:off x="0" y="0"/>
-                      <a:ext cx="4620126" cy="3696101"/>
-                    </a:xfrm>
-                    <a:prstGeom prst="rect">
-                      <a:avLst/>
-                    </a:prstGeom>
-                    <a:noFill/>
-                    <a:ln w="9525">
-                      <a:noFill/>
-                      <a:headEnd/>
-                      <a:tailEnd/>
-                    </a:ln>
-                  </pic:spPr>
-                </pic:pic>
-              </a:graphicData>
-            </a:graphic>
-          </wp:inline>
-        </w:drawing>
-      </w:r>
-      <w:r>
-        <w:drawing>
-          <wp:inline>
-            <wp:extent cx="4620126" cy="3696101"/>
-            <wp:effectExtent b="0" l="0" r="0" t="0"/>
-            <wp:docPr descr="" title="" id="68" name="Picture"/>
-            <a:graphic>
-              <a:graphicData uri="http://schemas.openxmlformats.org/drawingml/2006/picture">
-                <pic:pic>
-                  <pic:nvPicPr>
-                    <pic:cNvPr descr="W6_w_answers_files/figure-docx/unnamed-chunk-20-4.png" id="69" name="Picture"/>
-                    <pic:cNvPicPr>
-                      <a:picLocks noChangeArrowheads="1" noChangeAspect="1"/>
-                    </pic:cNvPicPr>
-                  </pic:nvPicPr>
-                  <pic:blipFill>
-                    <a:blip r:embed="rId67"/>
-                    <a:stretch>
-                      <a:fillRect/>
-                    </a:stretch>
-                  </pic:blipFill>
-                  <pic:spPr bwMode="auto">
-                    <a:xfrm>
-                      <a:off x="0" y="0"/>
-                      <a:ext cx="4620126" cy="3696101"/>
-                    </a:xfrm>
-                    <a:prstGeom prst="rect">
-                      <a:avLst/>
-                    </a:prstGeom>
-                    <a:noFill/>
-                    <a:ln w="9525">
-                      <a:noFill/>
-                      <a:headEnd/>
-                      <a:tailEnd/>
-                    </a:ln>
-                  </pic:spPr>
-                </pic:pic>
-              </a:graphicData>
-            </a:graphic>
-          </wp:inline>
-        </w:drawing>
-      </w:r>
-      <w:r>
-        <w:drawing>
-          <wp:inline>
-            <wp:extent cx="4620126" cy="3696101"/>
-            <wp:effectExtent b="0" l="0" r="0" t="0"/>
-            <wp:docPr descr="" title="" id="71" name="Picture"/>
-            <a:graphic>
-              <a:graphicData uri="http://schemas.openxmlformats.org/drawingml/2006/picture">
-                <pic:pic>
-                  <pic:nvPicPr>
-                    <pic:cNvPr descr="W6_w_answers_files/figure-docx/unnamed-chunk-20-5.png" id="72" name="Picture"/>
-                    <pic:cNvPicPr>
-                      <a:picLocks noChangeArrowheads="1" noChangeAspect="1"/>
-                    </pic:cNvPicPr>
-                  </pic:nvPicPr>
-                  <pic:blipFill>
-                    <a:blip r:embed="rId70"/>
-                    <a:stretch>
-                      <a:fillRect/>
-                    </a:stretch>
-                  </pic:blipFill>
-                  <pic:spPr bwMode="auto">
-                    <a:xfrm>
-                      <a:off x="0" y="0"/>
-                      <a:ext cx="4620126" cy="3696101"/>
-                    </a:xfrm>
-                    <a:prstGeom prst="rect">
-                      <a:avLst/>
-                    </a:prstGeom>
-                    <a:noFill/>
-                    <a:ln w="9525">
-                      <a:noFill/>
-                      <a:headEnd/>
-                      <a:tailEnd/>
-                    </a:ln>
-                  </pic:spPr>
-                </pic:pic>
-              </a:graphicData>
-            </a:graphic>
-          </wp:inline>
-        </w:drawing>
-      </w:r>
-      <w:r>
-        <w:drawing>
-          <wp:inline>
-            <wp:extent cx="4620126" cy="3696101"/>
-            <wp:effectExtent b="0" l="0" r="0" t="0"/>
-            <wp:docPr descr="" title="" id="74" name="Picture"/>
-            <a:graphic>
-              <a:graphicData uri="http://schemas.openxmlformats.org/drawingml/2006/picture">
-                <pic:pic>
-                  <pic:nvPicPr>
-                    <pic:cNvPr descr="W6_w_answers_files/figure-docx/unnamed-chunk-20-6.png" id="75" name="Picture"/>
-                    <pic:cNvPicPr>
-                      <a:picLocks noChangeArrowheads="1" noChangeAspect="1"/>
-                    </pic:cNvPicPr>
-                  </pic:nvPicPr>
-                  <pic:blipFill>
-                    <a:blip r:embed="rId73"/>
-                    <a:stretch>
-                      <a:fillRect/>
-                    </a:stretch>
-                  </pic:blipFill>
-                  <pic:spPr bwMode="auto">
-                    <a:xfrm>
-                      <a:off x="0" y="0"/>
-                      <a:ext cx="4620126" cy="3696101"/>
-                    </a:xfrm>
-                    <a:prstGeom prst="rect">
-                      <a:avLst/>
-                    </a:prstGeom>
-                    <a:noFill/>
-                    <a:ln w="9525">
-                      <a:noFill/>
-                      <a:headEnd/>
-                      <a:tailEnd/>
-                    </a:ln>
-                  </pic:spPr>
-                </pic:pic>
-              </a:graphicData>
-            </a:graphic>
-          </wp:inline>
-        </w:drawing>
-      </w:r>
-    </w:p>
-    <w:p>
-      <w:pPr>
-        <w:pStyle w:val="SourceCode"/>
-      </w:pPr>
-      <w:r>
-        <w:rPr>
-          <w:rStyle w:val="CommentTok"/>
-        </w:rPr>
-        <w:t xml:space="preserve"># Diagnostics look good</w:t>
-      </w:r>
-      <w:r>
-        <w:br/>
-      </w:r>
-      <w:r>
-        <w:rPr>
-          <w:rStyle w:val="CommentTok"/>
-        </w:rPr>
-        <w:t xml:space="preserve"># Can't think of any hidden assumptions that could be violated</w:t>
-      </w:r>
-      <w:r>
-        <w:br/>
-      </w:r>
-      <w:r>
-        <w:br/>
-      </w:r>
-      <w:r>
-        <w:rPr>
-          <w:rStyle w:val="CommentTok"/>
-        </w:rPr>
-        <w:t xml:space="preserve"># Plot predictions &amp; 95% CI</w:t>
-      </w:r>
-      <w:r>
-        <w:br/>
-      </w:r>
-      <w:r>
-        <w:rPr>
-          <w:rStyle w:val="NormalTok"/>
-        </w:rPr>
-        <w:t xml:space="preserve">fake </w:t>
-      </w:r>
-      <w:r>
-        <w:rPr>
-          <w:rStyle w:val="OtherTok"/>
-        </w:rPr>
-        <w:t xml:space="preserve">&lt;-</w:t>
-      </w:r>
-      <w:r>
-        <w:rPr>
-          <w:rStyle w:val="NormalTok"/>
-        </w:rPr>
-        <w:t xml:space="preserve"> </w:t>
-      </w:r>
-      <w:r>
-        <w:rPr>
-          <w:rStyle w:val="FunctionTok"/>
-        </w:rPr>
-        <w:t xml:space="preserve">data.frame</w:t>
-      </w:r>
-      <w:r>
-        <w:rPr>
-          <w:rStyle w:val="NormalTok"/>
-        </w:rPr>
-        <w:t xml:space="preserve">(</w:t>
-      </w:r>
-      <w:r>
-        <w:rPr>
-          <w:rStyle w:val="AttributeTok"/>
-        </w:rPr>
-        <w:t xml:space="preserve">habitat =</w:t>
-      </w:r>
-      <w:r>
-        <w:rPr>
-          <w:rStyle w:val="NormalTok"/>
-        </w:rPr>
-        <w:t xml:space="preserve"> lemur</w:t>
-      </w:r>
-      <w:r>
-        <w:rPr>
-          <w:rStyle w:val="SpecialCharTok"/>
-        </w:rPr>
-        <w:t xml:space="preserve">$</w:t>
-      </w:r>
-      <w:r>
-        <w:rPr>
-          <w:rStyle w:val="NormalTok"/>
-        </w:rPr>
-        <w:t xml:space="preserve">habitat)</w:t>
-      </w:r>
-      <w:r>
-        <w:br/>
-      </w:r>
-      <w:r>
-        <w:rPr>
-          <w:rStyle w:val="NormalTok"/>
-        </w:rPr>
-        <w:t xml:space="preserve">preds </w:t>
-      </w:r>
-      <w:r>
-        <w:rPr>
-          <w:rStyle w:val="OtherTok"/>
-        </w:rPr>
-        <w:t xml:space="preserve">&lt;-</w:t>
-      </w:r>
-      <w:r>
-        <w:rPr>
-          <w:rStyle w:val="NormalTok"/>
-        </w:rPr>
-        <w:t xml:space="preserve"> </w:t>
-      </w:r>
-      <w:r>
-        <w:rPr>
-          <w:rStyle w:val="FunctionTok"/>
-        </w:rPr>
-        <w:t xml:space="preserve">predict</w:t>
-      </w:r>
-      <w:r>
-        <w:rPr>
-          <w:rStyle w:val="NormalTok"/>
-        </w:rPr>
-        <w:t xml:space="preserve">(lemur_mod, </w:t>
-      </w:r>
-      <w:r>
-        <w:rPr>
-          <w:rStyle w:val="AttributeTok"/>
-        </w:rPr>
-        <w:t xml:space="preserve">newdata =</w:t>
-      </w:r>
-      <w:r>
-        <w:rPr>
-          <w:rStyle w:val="NormalTok"/>
-        </w:rPr>
-        <w:t xml:space="preserve"> fake, </w:t>
-      </w:r>
-      <w:r>
-        <w:rPr>
-          <w:rStyle w:val="AttributeTok"/>
-        </w:rPr>
-        <w:t xml:space="preserve">se.fit =</w:t>
-      </w:r>
-      <w:r>
-        <w:rPr>
-          <w:rStyle w:val="NormalTok"/>
-        </w:rPr>
-        <w:t xml:space="preserve"> </w:t>
-      </w:r>
-      <w:r>
-        <w:rPr>
-          <w:rStyle w:val="ConstantTok"/>
-        </w:rPr>
-        <w:t xml:space="preserve">TRUE</w:t>
-      </w:r>
-      <w:r>
-        <w:rPr>
-          <w:rStyle w:val="NormalTok"/>
-        </w:rPr>
-        <w:t xml:space="preserve">)</w:t>
-      </w:r>
-      <w:r>
-        <w:br/>
-      </w:r>
-      <w:r>
-        <w:rPr>
-          <w:rStyle w:val="NormalTok"/>
-        </w:rPr>
-        <w:t xml:space="preserve">fake</w:t>
-      </w:r>
-      <w:r>
-        <w:rPr>
-          <w:rStyle w:val="SpecialCharTok"/>
-        </w:rPr>
-        <w:t xml:space="preserve">$</w:t>
-      </w:r>
-      <w:r>
-        <w:rPr>
-          <w:rStyle w:val="NormalTok"/>
-        </w:rPr>
-        <w:t xml:space="preserve">fit </w:t>
-      </w:r>
-      <w:r>
-        <w:rPr>
-          <w:rStyle w:val="OtherTok"/>
-        </w:rPr>
-        <w:t xml:space="preserve">&lt;-</w:t>
-      </w:r>
-      <w:r>
-        <w:rPr>
-          <w:rStyle w:val="NormalTok"/>
-        </w:rPr>
-        <w:t xml:space="preserve"> preds</w:t>
-      </w:r>
-      <w:r>
-        <w:rPr>
-          <w:rStyle w:val="SpecialCharTok"/>
-        </w:rPr>
-        <w:t xml:space="preserve">$</w:t>
-      </w:r>
-      <w:r>
-        <w:rPr>
-          <w:rStyle w:val="NormalTok"/>
-        </w:rPr>
-        <w:t xml:space="preserve">fit</w:t>
-      </w:r>
-      <w:r>
-        <w:br/>
-      </w:r>
-      <w:r>
-        <w:rPr>
-          <w:rStyle w:val="NormalTok"/>
-        </w:rPr>
-        <w:t xml:space="preserve">fake</w:t>
-      </w:r>
-      <w:r>
-        <w:rPr>
-          <w:rStyle w:val="SpecialCharTok"/>
-        </w:rPr>
-        <w:t xml:space="preserve">$</w:t>
-      </w:r>
-      <w:r>
-        <w:rPr>
-          <w:rStyle w:val="NormalTok"/>
-        </w:rPr>
-        <w:t xml:space="preserve">low95 </w:t>
-      </w:r>
-      <w:r>
-        <w:rPr>
-          <w:rStyle w:val="OtherTok"/>
-        </w:rPr>
-        <w:t xml:space="preserve">&lt;-</w:t>
-      </w:r>
-      <w:r>
-        <w:rPr>
-          <w:rStyle w:val="NormalTok"/>
-        </w:rPr>
-        <w:t xml:space="preserve"> preds</w:t>
-      </w:r>
-      <w:r>
-        <w:rPr>
-          <w:rStyle w:val="SpecialCharTok"/>
-        </w:rPr>
-        <w:t xml:space="preserve">$</w:t>
-      </w:r>
-      <w:r>
-        <w:rPr>
-          <w:rStyle w:val="NormalTok"/>
-        </w:rPr>
-        <w:t xml:space="preserve">fit </w:t>
-      </w:r>
-      <w:r>
-        <w:rPr>
-          <w:rStyle w:val="SpecialCharTok"/>
-        </w:rPr>
-        <w:t xml:space="preserve">-</w:t>
-      </w:r>
-      <w:r>
-        <w:rPr>
-          <w:rStyle w:val="NormalTok"/>
-        </w:rPr>
-        <w:t xml:space="preserve"> </w:t>
-      </w:r>
-      <w:r>
-        <w:rPr>
-          <w:rStyle w:val="FloatTok"/>
-        </w:rPr>
-        <w:t xml:space="preserve">1.96</w:t>
-      </w:r>
-      <w:r>
-        <w:rPr>
-          <w:rStyle w:val="NormalTok"/>
-        </w:rPr>
-        <w:t xml:space="preserve"> </w:t>
-      </w:r>
-      <w:r>
-        <w:rPr>
-          <w:rStyle w:val="SpecialCharTok"/>
-        </w:rPr>
-        <w:t xml:space="preserve">*</w:t>
-      </w:r>
-      <w:r>
-        <w:rPr>
-          <w:rStyle w:val="NormalTok"/>
-        </w:rPr>
-        <w:t xml:space="preserve"> preds</w:t>
-      </w:r>
-      <w:r>
-        <w:rPr>
-          <w:rStyle w:val="SpecialCharTok"/>
-        </w:rPr>
-        <w:t xml:space="preserve">$</w:t>
-      </w:r>
-      <w:r>
-        <w:rPr>
-          <w:rStyle w:val="NormalTok"/>
-        </w:rPr>
-        <w:t xml:space="preserve">se.fit</w:t>
-      </w:r>
-      <w:r>
-        <w:br/>
-      </w:r>
-      <w:r>
-        <w:rPr>
-          <w:rStyle w:val="NormalTok"/>
-        </w:rPr>
-        <w:t xml:space="preserve">fake</w:t>
-      </w:r>
-      <w:r>
-        <w:rPr>
-          <w:rStyle w:val="SpecialCharTok"/>
-        </w:rPr>
-        <w:t xml:space="preserve">$</w:t>
-      </w:r>
-      <w:r>
-        <w:rPr>
-          <w:rStyle w:val="NormalTok"/>
-        </w:rPr>
-        <w:t xml:space="preserve">upp95 </w:t>
-      </w:r>
-      <w:r>
-        <w:rPr>
-          <w:rStyle w:val="OtherTok"/>
-        </w:rPr>
-        <w:t xml:space="preserve">&lt;-</w:t>
-      </w:r>
-      <w:r>
-        <w:rPr>
-          <w:rStyle w:val="NormalTok"/>
-        </w:rPr>
-        <w:t xml:space="preserve"> preds</w:t>
-      </w:r>
-      <w:r>
-        <w:rPr>
-          <w:rStyle w:val="SpecialCharTok"/>
-        </w:rPr>
-        <w:t xml:space="preserve">$</w:t>
-      </w:r>
-      <w:r>
-        <w:rPr>
-          <w:rStyle w:val="NormalTok"/>
-        </w:rPr>
-        <w:t xml:space="preserve">fit </w:t>
-      </w:r>
-      <w:r>
-        <w:rPr>
-          <w:rStyle w:val="SpecialCharTok"/>
-        </w:rPr>
-        <w:t xml:space="preserve">+</w:t>
-      </w:r>
-      <w:r>
-        <w:rPr>
-          <w:rStyle w:val="NormalTok"/>
-        </w:rPr>
-        <w:t xml:space="preserve"> </w:t>
-      </w:r>
-      <w:r>
-        <w:rPr>
-          <w:rStyle w:val="FloatTok"/>
-        </w:rPr>
-        <w:t xml:space="preserve">1.96</w:t>
-      </w:r>
-      <w:r>
-        <w:rPr>
-          <w:rStyle w:val="NormalTok"/>
-        </w:rPr>
-        <w:t xml:space="preserve"> </w:t>
-      </w:r>
-      <w:r>
-        <w:rPr>
-          <w:rStyle w:val="SpecialCharTok"/>
-        </w:rPr>
-        <w:t xml:space="preserve">*</w:t>
-      </w:r>
-      <w:r>
-        <w:rPr>
-          <w:rStyle w:val="NormalTok"/>
-        </w:rPr>
-        <w:t xml:space="preserve"> preds</w:t>
-      </w:r>
-      <w:r>
-        <w:rPr>
-          <w:rStyle w:val="SpecialCharTok"/>
-        </w:rPr>
-        <w:t xml:space="preserve">$</w:t>
-      </w:r>
-      <w:r>
-        <w:rPr>
-          <w:rStyle w:val="NormalTok"/>
-        </w:rPr>
-        <w:t xml:space="preserve">se.fit</w:t>
-      </w:r>
-      <w:r>
-        <w:br/>
-      </w:r>
-      <w:r>
-        <w:rPr>
-          <w:rStyle w:val="FunctionTok"/>
-        </w:rPr>
-        <w:t xml:space="preserve">ggplot</w:t>
-      </w:r>
-      <w:r>
-        <w:rPr>
-          <w:rStyle w:val="NormalTok"/>
-        </w:rPr>
-        <w:t xml:space="preserve">(fake) </w:t>
-      </w:r>
-      <w:r>
-        <w:rPr>
-          <w:rStyle w:val="SpecialCharTok"/>
-        </w:rPr>
-        <w:t xml:space="preserve">+</w:t>
-      </w:r>
-      <w:r>
-        <w:br/>
-      </w:r>
-      <w:r>
-        <w:rPr>
-          <w:rStyle w:val="NormalTok"/>
-        </w:rPr>
-        <w:t xml:space="preserve">  </w:t>
-      </w:r>
-      <w:r>
-        <w:rPr>
-          <w:rStyle w:val="FunctionTok"/>
-        </w:rPr>
-        <w:t xml:space="preserve">geom_errorbar</w:t>
-      </w:r>
-      <w:r>
-        <w:rPr>
-          <w:rStyle w:val="NormalTok"/>
-        </w:rPr>
-        <w:t xml:space="preserve">(</w:t>
-      </w:r>
-      <w:r>
-        <w:rPr>
-          <w:rStyle w:val="FunctionTok"/>
-        </w:rPr>
-        <w:t xml:space="preserve">aes</w:t>
-      </w:r>
-      <w:r>
-        <w:rPr>
-          <w:rStyle w:val="NormalTok"/>
-        </w:rPr>
-        <w:t xml:space="preserve">(</w:t>
-      </w:r>
-      <w:r>
-        <w:rPr>
-          <w:rStyle w:val="AttributeTok"/>
-        </w:rPr>
-        <w:t xml:space="preserve">x =</w:t>
-      </w:r>
-      <w:r>
-        <w:rPr>
-          <w:rStyle w:val="NormalTok"/>
-        </w:rPr>
-        <w:t xml:space="preserve"> habitat, </w:t>
-      </w:r>
-      <w:r>
-        <w:rPr>
-          <w:rStyle w:val="AttributeTok"/>
-        </w:rPr>
-        <w:t xml:space="preserve">ymin =</w:t>
-      </w:r>
-      <w:r>
-        <w:rPr>
-          <w:rStyle w:val="NormalTok"/>
-        </w:rPr>
-        <w:t xml:space="preserve"> low95, </w:t>
-      </w:r>
-      <w:r>
-        <w:rPr>
-          <w:rStyle w:val="AttributeTok"/>
-        </w:rPr>
-        <w:t xml:space="preserve">ymax =</w:t>
-      </w:r>
-      <w:r>
-        <w:rPr>
-          <w:rStyle w:val="NormalTok"/>
-        </w:rPr>
-        <w:t xml:space="preserve"> upp95)) </w:t>
-      </w:r>
-      <w:r>
-        <w:rPr>
-          <w:rStyle w:val="SpecialCharTok"/>
-        </w:rPr>
-        <w:t xml:space="preserve">+</w:t>
-      </w:r>
-      <w:r>
-        <w:br/>
-      </w:r>
-      <w:r>
-        <w:rPr>
-          <w:rStyle w:val="NormalTok"/>
-        </w:rPr>
-        <w:t xml:space="preserve">  </w:t>
-      </w:r>
-      <w:r>
-        <w:rPr>
-          <w:rStyle w:val="FunctionTok"/>
-        </w:rPr>
-        <w:t xml:space="preserve">geom_point</w:t>
-      </w:r>
-      <w:r>
-        <w:rPr>
-          <w:rStyle w:val="NormalTok"/>
-        </w:rPr>
-        <w:t xml:space="preserve">(</w:t>
-      </w:r>
-      <w:r>
-        <w:rPr>
-          <w:rStyle w:val="FunctionTok"/>
-        </w:rPr>
-        <w:t xml:space="preserve">aes</w:t>
-      </w:r>
-      <w:r>
-        <w:rPr>
-          <w:rStyle w:val="NormalTok"/>
-        </w:rPr>
-        <w:t xml:space="preserve">(</w:t>
-      </w:r>
-      <w:r>
-        <w:rPr>
-          <w:rStyle w:val="AttributeTok"/>
-        </w:rPr>
-        <w:t xml:space="preserve">x =</w:t>
-      </w:r>
-      <w:r>
-        <w:rPr>
-          <w:rStyle w:val="NormalTok"/>
-        </w:rPr>
-        <w:t xml:space="preserve"> habitat, </w:t>
-      </w:r>
-      <w:r>
-        <w:rPr>
-          <w:rStyle w:val="AttributeTok"/>
-        </w:rPr>
-        <w:t xml:space="preserve">y =</w:t>
-      </w:r>
-      <w:r>
-        <w:rPr>
-          <w:rStyle w:val="NormalTok"/>
-        </w:rPr>
-        <w:t xml:space="preserve"> fit)) </w:t>
-      </w:r>
-      <w:r>
-        <w:rPr>
-          <w:rStyle w:val="SpecialCharTok"/>
-        </w:rPr>
-        <w:t xml:space="preserve">+</w:t>
-      </w:r>
-      <w:r>
-        <w:br/>
-      </w:r>
-      <w:r>
-        <w:rPr>
-          <w:rStyle w:val="NormalTok"/>
-        </w:rPr>
-        <w:t xml:space="preserve">  </w:t>
-      </w:r>
-      <w:r>
-        <w:rPr>
-          <w:rStyle w:val="FunctionTok"/>
-        </w:rPr>
-        <w:t xml:space="preserve">labs</w:t>
-      </w:r>
-      <w:r>
-        <w:rPr>
-          <w:rStyle w:val="NormalTok"/>
-        </w:rPr>
-        <w:t xml:space="preserve">(</w:t>
-      </w:r>
-      <w:r>
-        <w:rPr>
-          <w:rStyle w:val="AttributeTok"/>
-        </w:rPr>
-        <w:t xml:space="preserve">x =</w:t>
-      </w:r>
-      <w:r>
-        <w:rPr>
-          <w:rStyle w:val="NormalTok"/>
-        </w:rPr>
-        <w:t xml:space="preserve"> </w:t>
-      </w:r>
-      <w:r>
-        <w:rPr>
-          <w:rStyle w:val="StringTok"/>
-        </w:rPr>
-        <w:t xml:space="preserve">"Lemur habitat"</w:t>
-      </w:r>
-      <w:r>
-        <w:rPr>
-          <w:rStyle w:val="NormalTok"/>
-        </w:rPr>
-        <w:t xml:space="preserve">,</w:t>
-      </w:r>
-      <w:r>
-        <w:br/>
-      </w:r>
-      <w:r>
-        <w:rPr>
-          <w:rStyle w:val="NormalTok"/>
-        </w:rPr>
-        <w:t xml:space="preserve">       </w:t>
-      </w:r>
-      <w:r>
-        <w:rPr>
-          <w:rStyle w:val="AttributeTok"/>
-        </w:rPr>
-        <w:t xml:space="preserve">y =</w:t>
-      </w:r>
-      <w:r>
-        <w:rPr>
-          <w:rStyle w:val="NormalTok"/>
-        </w:rPr>
-        <w:t xml:space="preserve"> </w:t>
-      </w:r>
-      <w:r>
-        <w:rPr>
-          <w:rStyle w:val="StringTok"/>
-        </w:rPr>
-        <w:t xml:space="preserve">"Predicted hours active"</w:t>
-      </w:r>
-      <w:r>
-        <w:rPr>
-          <w:rStyle w:val="NormalTok"/>
-        </w:rPr>
-        <w:t xml:space="preserve">) </w:t>
-      </w:r>
-      <w:r>
-        <w:rPr>
-          <w:rStyle w:val="SpecialCharTok"/>
-        </w:rPr>
-        <w:t xml:space="preserve">+</w:t>
-      </w:r>
-      <w:r>
-        <w:br/>
-      </w:r>
-      <w:r>
-        <w:rPr>
-          <w:rStyle w:val="NormalTok"/>
-        </w:rPr>
-        <w:t xml:space="preserve">  </w:t>
-      </w:r>
-      <w:r>
-        <w:rPr>
-          <w:rStyle w:val="FunctionTok"/>
-        </w:rPr>
-        <w:t xml:space="preserve">theme_minimal</w:t>
-      </w:r>
-      <w:r>
-        <w:rPr>
-          <w:rStyle w:val="NormalTok"/>
-        </w:rPr>
-        <w:t xml:space="preserve">()</w:t>
-      </w:r>
-    </w:p>
-    <w:p>
-      <w:pPr>
-        <w:pStyle w:val="FirstParagraph"/>
-      </w:pPr>
-      <w:r>
-        <w:drawing>
-          <wp:inline>
-            <wp:extent cx="4620126" cy="3696101"/>
-            <wp:effectExtent b="0" l="0" r="0" t="0"/>
-            <wp:docPr descr="" title="" id="77" name="Picture"/>
-            <a:graphic>
-              <a:graphicData uri="http://schemas.openxmlformats.org/drawingml/2006/picture">
-                <pic:pic>
-                  <pic:nvPicPr>
-                    <pic:cNvPr descr="W6_w_answers_files/figure-docx/unnamed-chunk-20-7.png" id="78" name="Picture"/>
-                    <pic:cNvPicPr>
-                      <a:picLocks noChangeArrowheads="1" noChangeAspect="1"/>
-                    </pic:cNvPicPr>
-                  </pic:nvPicPr>
-                  <pic:blipFill>
-                    <a:blip r:embed="rId76"/>
-                    <a:stretch>
-                      <a:fillRect/>
-                    </a:stretch>
-                  </pic:blipFill>
-                  <pic:spPr bwMode="auto">
-                    <a:xfrm>
-                      <a:off x="0" y="0"/>
-                      <a:ext cx="4620126" cy="3696101"/>
-                    </a:xfrm>
-                    <a:prstGeom prst="rect">
-                      <a:avLst/>
-                    </a:prstGeom>
-                    <a:noFill/>
-                    <a:ln w="9525">
-                      <a:noFill/>
-                      <a:headEnd/>
-                      <a:tailEnd/>
-                    </a:ln>
-                  </pic:spPr>
-                </pic:pic>
-              </a:graphicData>
-            </a:graphic>
-          </wp:inline>
-        </w:drawing>
-      </w:r>
-    </w:p>
-    <w:p>
-      <w:pPr>
-        <w:pStyle w:val="SourceCode"/>
-      </w:pPr>
-      <w:r>
-        <w:rPr>
-          <w:rStyle w:val="CommentTok"/>
-        </w:rPr>
-        <w:t xml:space="preserve"># Most time spent active in rainforest, then dry forest, then mangrove and only ca. 6 hours in spiny forest</w:t>
-      </w:r>
-      <w:r>
-        <w:br/>
-      </w:r>
-      <w:r>
-        <w:rPr>
-          <w:rStyle w:val="CommentTok"/>
-        </w:rPr>
-        <w:t xml:space="preserve"># If we were looking at which habitat to conserve for lemurs, it seems like rainforest would be top choice</w:t>
-      </w:r>
-      <w:r>
-        <w:br/>
-      </w:r>
-      <w:r>
-        <w:rPr>
-          <w:rStyle w:val="CommentTok"/>
-        </w:rPr>
-        <w:t xml:space="preserve"># based on this model and data alone (keep in mind spiny could still be important despite not being used for </w:t>
-      </w:r>
-      <w:r>
-        <w:br/>
-      </w:r>
-      <w:r>
-        <w:rPr>
-          <w:rStyle w:val="CommentTok"/>
-        </w:rPr>
-        <w:t xml:space="preserve"># long periods of time)</w:t>
-      </w:r>
-    </w:p>
-    <w:bookmarkEnd w:id="79"/>
-    <w:bookmarkEnd w:id="80"/>
-    <w:bookmarkStart w:id="81" w:name="assumption-table"/>
+        <w:t xml:space="preserve"># Potential that this may be biased by how easy it is to record activity in different habitats</w:t>
+      </w:r>
+    </w:p>
+    <w:bookmarkEnd w:id="58"/>
+    <w:bookmarkStart w:id="59" w:name="assumption-table"/>
     <w:p>
       <w:pPr>
         <w:pStyle w:val="Heading1"/>
@@ -3944,7 +3733,7 @@
         </w:tc>
       </w:tr>
     </w:tbl>
-    <w:bookmarkEnd w:id="81"/>
+    <w:bookmarkEnd w:id="59"/>
     <w:sectPr>
       <w:pgSz w:h="15840" w:w="12240"/>
       <w:pgMar w:bottom="1440" w:footer="720" w:gutter="0" w:header="720" w:left="1440" w:right="1440" w:top="1440"/>
@@ -5052,36 +4841,6 @@
     </w:lvlOverride>
     <w:lvlOverride w:ilvl="8">
       <w:startOverride w:val="6"/>
-    </w:lvlOverride>
-  </w:num>
-  <w:num w:numId="1008">
-    <w:abstractNumId w:val="99411"/>
-    <w:lvlOverride w:ilvl="0">
-      <w:startOverride w:val="1"/>
-    </w:lvlOverride>
-    <w:lvlOverride w:ilvl="1">
-      <w:startOverride w:val="1"/>
-    </w:lvlOverride>
-    <w:lvlOverride w:ilvl="2">
-      <w:startOverride w:val="1"/>
-    </w:lvlOverride>
-    <w:lvlOverride w:ilvl="3">
-      <w:startOverride w:val="1"/>
-    </w:lvlOverride>
-    <w:lvlOverride w:ilvl="4">
-      <w:startOverride w:val="1"/>
-    </w:lvlOverride>
-    <w:lvlOverride w:ilvl="5">
-      <w:startOverride w:val="1"/>
-    </w:lvlOverride>
-    <w:lvlOverride w:ilvl="6">
-      <w:startOverride w:val="1"/>
-    </w:lvlOverride>
-    <w:lvlOverride w:ilvl="7">
-      <w:startOverride w:val="1"/>
-    </w:lvlOverride>
-    <w:lvlOverride w:ilvl="8">
-      <w:startOverride w:val="1"/>
     </w:lvlOverride>
   </w:num>
 </w:numbering>
